--- a/Templates/NDA.docx
+++ b/Templates/NDA.docx
@@ -183,7 +183,7 @@
         <w:rPr>
           <w:b/>
         </w:rPr>
-        <w:t>LawBuddy</w:t>
+        <w:t>LawCompass</w:t>
       </w:r>
       <w:proofErr w:type="spellEnd"/>
       <w:r>
@@ -3119,7 +3119,7 @@
         <w:b/>
         <w:sz w:val="18"/>
       </w:rPr>
-      <w:t>LawBuddy</w:t>
+      <w:t>LawCompass</w:t>
     </w:r>
     <w:proofErr w:type="spellEnd"/>
     <w:r>
